--- a/Danh mục sản phẩm/Phân tích công dụng sản phẩm.docx
+++ b/Danh mục sản phẩm/Phân tích công dụng sản phẩm.docx
@@ -13,7 +13,6 @@
     <w:p>
       <w:pPr>
         <w:pStyle w:val="ListBullet"/>
-        <w:spacing w:after="80"/>
       </w:pPr>
       <w:r>
         <w:rPr>
@@ -28,7 +27,6 @@
     <w:p>
       <w:pPr>
         <w:pStyle w:val="ListBullet"/>
-        <w:spacing w:after="80"/>
       </w:pPr>
       <w:r>
         <w:rPr>
@@ -37,13 +35,12 @@
         <w:t>Nguồn thành phần:</w:t>
       </w:r>
       <w:r>
-        <w:t xml:space="preserve"> hồ sơ công bố của công ty + trang sản phẩm https://duockhoaxanh.com (lấy ngày 17/09/2026).</w:t>
+        <w:t xml:space="preserve"> hồ sơ công bố của công ty (Thông tin sp DKX.xlsx) + bảng báo giá OTC + trang sản phẩm https://duockhoaxanh.com/collections/all (đối chiếu lại ngày 17/09/2026). Thành phần của mỗi sản phẩm là hợp của hồ sơ công bố và web.</w:t>
       </w:r>
     </w:p>
     <w:p>
       <w:pPr>
         <w:pStyle w:val="ListBullet"/>
-        <w:spacing w:after="80"/>
       </w:pPr>
       <w:r>
         <w:rPr>
@@ -58,7 +55,6 @@
     <w:p>
       <w:pPr>
         <w:pStyle w:val="ListBullet"/>
-        <w:spacing w:after="80"/>
       </w:pPr>
       <w:r>
         <w:t>Khi nói với khách giữ từ "hỗ trợ/giúp/ngừa", không dùng "trị/chữa".</w:t>
@@ -80,13 +76,12 @@
         <w:t>Thành phần chính:</w:t>
       </w:r>
       <w:r>
-        <w:t xml:space="preserve"> chè xanh, sài đất, khổ qua, kinh giới, sả chanh, tràm gió.</w:t>
+        <w:t xml:space="preserve"> dịch chiết chè xanh, chanh, sài đất, khổ qua, kinh giới; tinh dầu sả chanh, tinh dầu mùi, tràm gió; diệp lục tố (chlorophyllin); papain.</w:t>
       </w:r>
     </w:p>
     <w:p>
       <w:pPr>
         <w:pStyle w:val="ListBullet"/>
-        <w:spacing w:after="80"/>
       </w:pPr>
       <w:r>
         <w:rPr>
@@ -101,6 +96,38 @@
         <w:rPr>
           <w:b/>
         </w:rPr>
+        <w:t>acid citric</w:t>
+      </w:r>
+      <w:r>
+        <w:t xml:space="preserve"> (chanh) làm sạch nhẹ vảy trên da đầu; </w:t>
+      </w:r>
+      <w:r>
+        <w:rPr>
+          <w:b/>
+        </w:rPr>
+        <w:t>papain</w:t>
+      </w:r>
+      <w:r>
+        <w:t xml:space="preserve"> (enzyme từ đu đủ) cắt liên kết giữ tế bào chết trên bề mặt da → bong nhẹ nhàng, không cần chà xát.</w:t>
+      </w:r>
+    </w:p>
+    <w:p>
+      <w:pPr>
+        <w:pStyle w:val="ListBullet"/>
+      </w:pPr>
+      <w:r>
+        <w:rPr>
+          <w:b/>
+        </w:rPr>
+        <w:t>Kháng khuẩn, ngừa mụn nhọt:</w:t>
+      </w:r>
+      <w:r>
+        <w:t xml:space="preserve"> </w:t>
+      </w:r>
+      <w:r>
+        <w:rPr>
+          <w:b/>
+        </w:rPr>
         <w:t>EGCG</w:t>
       </w:r>
       <w:r>
@@ -113,19 +140,45 @@
         <w:t>citral</w:t>
       </w:r>
       <w:r>
-        <w:t xml:space="preserve"> (tinh dầu sả chanh) tiếp xúc bề mặt da, ức chế vi khuẩn thường trú (tụ cầu) — mồ hôi thoát ra được, lỗ chân lông không tiếp tục bị bít.</w:t>
+        <w:t xml:space="preserve"> (tinh dầu sả chanh) tiếp xúc bề mặt da, ức chế vi khuẩn thường trú (tụ cầu); </w:t>
+      </w:r>
+      <w:r>
+        <w:rPr>
+          <w:b/>
+        </w:rPr>
+        <w:t>momordicin</w:t>
+      </w:r>
+      <w:r>
+        <w:t xml:space="preserve"> (khổ qua) bổ sung kháng khuẩn để nốt rôm không nhiễm khuẩn thành mụn nhọt; </w:t>
+      </w:r>
+      <w:r>
+        <w:rPr>
+          <w:b/>
+        </w:rPr>
+        <w:t>elsholtzia ketone</w:t>
+      </w:r>
+      <w:r>
+        <w:t xml:space="preserve"> (tinh dầu kinh giới) và </w:t>
+      </w:r>
+      <w:r>
+        <w:rPr>
+          <w:b/>
+        </w:rPr>
+        <w:t>cineol</w:t>
+      </w:r>
+      <w:r>
+        <w:t xml:space="preserve"> (tràm gió) phá màng tế bào vi khuẩn khi tiếp xúc trực tiếp.</w:t>
       </w:r>
     </w:p>
     <w:p>
       <w:pPr>
         <w:pStyle w:val="ListBullet"/>
-        <w:spacing w:after="80"/>
       </w:pPr>
       <w:r>
         <w:rPr>
           <w:b/>
         </w:rPr>
-        <w:t>Ngừa rôm sảy, mụn nhọt (giảm viêm tại nốt đã nổi):</w:t>
+        <w:t>Ngừa rôm sảy, giảm ngứa (giảm viêm tại nốt đã nổi):</w:t>
       </w:r>
       <w:r>
         <w:t xml:space="preserve"> </w:t>
@@ -137,40 +190,21 @@
         <w:t>wedelolactone</w:t>
       </w:r>
       <w:r>
-        <w:t xml:space="preserve"> (sài đất) làm giảm phản ứng viêm tại chỗ → mạch máu bớt giãn, nốt bớt đỏ, bớt ngứa; </w:t>
-      </w:r>
-      <w:r>
-        <w:rPr>
-          <w:b/>
-        </w:rPr>
-        <w:t>charantin</w:t>
-      </w:r>
-      <w:r>
-        <w:t xml:space="preserve"> (khổ qua) bổ sung kháng khuẩn nhẹ để nốt rôm không nhiễm khuẩn thành mụn nhọt.</w:t>
+        <w:t xml:space="preserve"> (sài đất) làm giảm phản ứng viêm tại chỗ → mạch máu bớt giãn, nốt bớt đỏ, bớt ngứa.</w:t>
       </w:r>
     </w:p>
     <w:p>
       <w:pPr>
         <w:pStyle w:val="ListBullet"/>
-        <w:spacing w:after="80"/>
       </w:pPr>
       <w:r>
         <w:rPr>
           <w:b/>
         </w:rPr>
-        <w:t>Kháng khuẩn kéo dài sau khi tắm:</w:t>
-      </w:r>
-      <w:r>
-        <w:t xml:space="preserve"> tinh dầu của kinh giới (</w:t>
-      </w:r>
-      <w:r>
-        <w:rPr>
-          <w:b/>
-        </w:rPr>
-        <w:t>elsholtzia ketone</w:t>
-      </w:r>
-      <w:r>
-        <w:t>) và tràm gió (</w:t>
+        <w:t>Làm mát da, thơm mát:</w:t>
+      </w:r>
+      <w:r>
+        <w:t xml:space="preserve"> </w:t>
       </w:r>
       <w:r>
         <w:rPr>
@@ -179,19 +213,27 @@
         <w:t>cineol</w:t>
       </w:r>
       <w:r>
-        <w:t>) không bị rửa trôi hết theo nước, một phần bám lại trên da và tiếp tục kìm vi khuẩn vài giờ sau tắm — hạn chế rôm sảy nổi lại trong ngày khi bé ra mồ hôi.</w:t>
+        <w:t xml:space="preserve"> (tràm gió) và </w:t>
+      </w:r>
+      <w:r>
+        <w:rPr>
+          <w:b/>
+        </w:rPr>
+        <w:t>citral</w:t>
+      </w:r>
+      <w:r>
+        <w:t xml:space="preserve"> (sả chanh) bay hơi trên bề mặt da tạo cảm giác mát, đồng thời chính 2 tinh dầu này là nguồn mùi thơm tự nhiên.</w:t>
       </w:r>
     </w:p>
     <w:p>
       <w:pPr>
         <w:pStyle w:val="ListBullet"/>
-        <w:spacing w:after="80"/>
       </w:pPr>
       <w:r>
         <w:rPr>
           <w:b/>
         </w:rPr>
-        <w:t>Làm mát da, thơm mát:</w:t>
+        <w:t>Làm mềm da, giữ ẩm:</w:t>
       </w:r>
       <w:r>
         <w:t xml:space="preserve"> </w:t>
@@ -200,10 +242,56 @@
         <w:rPr>
           <w:b/>
         </w:rPr>
-        <w:t>cineol</w:t>
-      </w:r>
-      <w:r>
-        <w:t xml:space="preserve"> (tràm gió) và </w:t>
+        <w:t>linalool</w:t>
+      </w:r>
+      <w:r>
+        <w:t xml:space="preserve"> (tinh dầu mùi) làm dịu da; dịch chiết thảo dược dạng nước không kéo lipid tự nhiên khỏi da như xà phòng kiềm → da không khô ráp sau tắm.</w:t>
+      </w:r>
+    </w:p>
+    <w:p>
+      <w:pPr>
+        <w:pStyle w:val="ListBullet"/>
+      </w:pPr>
+      <w:r>
+        <w:rPr>
+          <w:b/>
+        </w:rPr>
+        <w:t>Chống oxy hoá, khử mùi nhẹ:</w:t>
+      </w:r>
+      <w:r>
+        <w:t xml:space="preserve"> </w:t>
+      </w:r>
+      <w:r>
+        <w:rPr>
+          <w:b/>
+        </w:rPr>
+        <w:t>EGCG</w:t>
+      </w:r>
+      <w:r>
+        <w:t xml:space="preserve"> (chè xanh) và </w:t>
+      </w:r>
+      <w:r>
+        <w:rPr>
+          <w:b/>
+        </w:rPr>
+        <w:t>chlorophyllin</w:t>
+      </w:r>
+      <w:r>
+        <w:t xml:space="preserve"> (diệp lục tố) trung hoà gốc tự do trên bề mặt da; chlorophyllin còn hút mùi mồ hôi.</w:t>
+      </w:r>
+    </w:p>
+    <w:p>
+      <w:pPr>
+        <w:pStyle w:val="ListBullet"/>
+      </w:pPr>
+      <w:r>
+        <w:rPr>
+          <w:b/>
+        </w:rPr>
+        <w:t>Hỗ trợ hạn chế muỗi đốt:</w:t>
+      </w:r>
+      <w:r>
+        <w:t xml:space="preserve"> mùi </w:t>
       </w:r>
       <w:r>
         <w:rPr>
@@ -212,22 +300,7 @@
         <w:t>citral</w:t>
       </w:r>
       <w:r>
-        <w:t xml:space="preserve"> (sả chanh) bay hơi trên bề mặt da tạo cảm giác mát, đồng thời chính 2 tinh dầu này là nguồn mùi thơm tự nhiên.</w:t>
-      </w:r>
-    </w:p>
-    <w:p>
-      <w:pPr>
-        <w:pStyle w:val="ListBullet"/>
-        <w:spacing w:after="80"/>
-      </w:pPr>
-      <w:r>
-        <w:rPr>
-          <w:b/>
-        </w:rPr>
-        <w:t>Làm mềm da:</w:t>
-      </w:r>
-      <w:r>
-        <w:t xml:space="preserve"> lớp tinh dầu mỏng còn bám lại trên da sau tắm hạn chế nước bốc hơi khỏi da → da không khô ráp sau tắm.</w:t>
+        <w:t xml:space="preserve"> (sả chanh) còn lưu trên da sau tắm là mùi muỗi tránh.</w:t>
       </w:r>
     </w:p>
     <w:p>
@@ -246,43 +319,41 @@
         <w:t>Thành phần chính:</w:t>
       </w:r>
       <w:r>
-        <w:t xml:space="preserve"> như dòng thường + </w:t>
-      </w:r>
-      <w:r>
-        <w:rPr>
-          <w:b/>
-        </w:rPr>
-        <w:t>kim ngân, hương nhu</w:t>
-      </w:r>
-      <w:r>
-        <w:t>.</w:t>
+        <w:t xml:space="preserve"> dịch chiết hương nhu, kim ngân, chè xanh; tinh dầu sả chanh, tinh dầu mùi; papain; glycerin.</w:t>
       </w:r>
     </w:p>
     <w:p>
       <w:pPr>
         <w:pStyle w:val="ListBullet"/>
-        <w:spacing w:after="80"/>
       </w:pPr>
       <w:r>
         <w:rPr>
           <w:b/>
         </w:rPr>
-        <w:t>Làm sạch, ngừa rôm sảy/mẩn ngứa/mụn nhọt, làm mát, làm mềm da:</w:t>
-      </w:r>
-      <w:r>
-        <w:t xml:space="preserve"> cùng cơ chế các hoạt chất ở mục 1 (EGCG, citral, wedelolactone, charantin, elsholtzia ketone, cineol).</w:t>
+        <w:t>Làm sạch, bóc tế bào chết nhẹ:</w:t>
+      </w:r>
+      <w:r>
+        <w:t xml:space="preserve"> </w:t>
+      </w:r>
+      <w:r>
+        <w:rPr>
+          <w:b/>
+        </w:rPr>
+        <w:t>papain</w:t>
+      </w:r>
+      <w:r>
+        <w:t xml:space="preserve"> cắt liên kết giữ tế bào chết → bong nhẹ, lỗ chân lông thông thoáng.</w:t>
       </w:r>
     </w:p>
     <w:p>
       <w:pPr>
         <w:pStyle w:val="ListBullet"/>
-        <w:spacing w:after="80"/>
       </w:pPr>
       <w:r>
         <w:rPr>
           <w:b/>
         </w:rPr>
-        <w:t>Kháng viêm mạnh hơn dòng thường:</w:t>
+        <w:t>Kháng viêm (điểm riêng của Gold):</w:t>
       </w:r>
       <w:r>
         <w:t xml:space="preserve"> </w:t>
@@ -303,19 +374,18 @@
         <w:t>luteolin</w:t>
       </w:r>
       <w:r>
-        <w:t xml:space="preserve"> (kim ngân) tiếp xúc với da, ức chế chất gây viêm — đây là thành phần riêng chỉ có ở Gold, là căn cứ trả lời khi khách hỏi vì sao Gold đắt hơn.</w:t>
+        <w:t xml:space="preserve"> (kim ngân) tiếp xúc với da, ức chế chất gây viêm → nốt rôm/mẩn bớt đỏ, bớt ngứa. Kim ngân chỉ có ở Gold, là căn cứ trả lời khi khách hỏi vì sao Gold đắt hơn dòng thường.</w:t>
       </w:r>
     </w:p>
     <w:p>
       <w:pPr>
         <w:pStyle w:val="ListBullet"/>
-        <w:spacing w:after="80"/>
       </w:pPr>
       <w:r>
         <w:rPr>
           <w:b/>
         </w:rPr>
-        <w:t>Kháng khuẩn bổ sung:</w:t>
+        <w:t>Kháng khuẩn, ngừa mụn nhọt:</w:t>
       </w:r>
       <w:r>
         <w:t xml:space="preserve"> </w:t>
@@ -327,13 +397,94 @@
         <w:t>eugenol</w:t>
       </w:r>
       <w:r>
-        <w:t xml:space="preserve"> (tinh dầu hương nhu) — phá màng tế bào vi khuẩn khi tiếp xúc trực tiếp, cùng cơ chế với các tinh dầu khác.</w:t>
+        <w:t xml:space="preserve"> (tinh dầu hương nhu) phá màng tế bào vi khuẩn khi tiếp xúc trực tiếp; </w:t>
+      </w:r>
+      <w:r>
+        <w:rPr>
+          <w:b/>
+        </w:rPr>
+        <w:t>EGCG</w:t>
+      </w:r>
+      <w:r>
+        <w:t xml:space="preserve"> (chè xanh) và </w:t>
+      </w:r>
+      <w:r>
+        <w:rPr>
+          <w:b/>
+        </w:rPr>
+        <w:t>citral</w:t>
+      </w:r>
+      <w:r>
+        <w:t xml:space="preserve"> (sả chanh) ức chế vi khuẩn thường trú trên da.</w:t>
       </w:r>
     </w:p>
     <w:p>
       <w:pPr>
         <w:pStyle w:val="ListBullet"/>
-        <w:spacing w:after="80"/>
+      </w:pPr>
+      <w:r>
+        <w:rPr>
+          <w:b/>
+        </w:rPr>
+        <w:t>Dưỡng ẩm, mềm da:</w:t>
+      </w:r>
+      <w:r>
+        <w:t xml:space="preserve"> </w:t>
+      </w:r>
+      <w:r>
+        <w:rPr>
+          <w:b/>
+        </w:rPr>
+        <w:t>glycerin</w:t>
+      </w:r>
+      <w:r>
+        <w:t xml:space="preserve"> hút và giữ nước trên bề mặt da; </w:t>
+      </w:r>
+      <w:r>
+        <w:rPr>
+          <w:b/>
+        </w:rPr>
+        <w:t>linalool</w:t>
+      </w:r>
+      <w:r>
+        <w:t xml:space="preserve"> (tinh dầu mùi) làm dịu da.</w:t>
+      </w:r>
+    </w:p>
+    <w:p>
+      <w:pPr>
+        <w:pStyle w:val="ListBullet"/>
+      </w:pPr>
+      <w:r>
+        <w:rPr>
+          <w:b/>
+        </w:rPr>
+        <w:t>Thơm mát:</w:t>
+      </w:r>
+      <w:r>
+        <w:t xml:space="preserve"> </w:t>
+      </w:r>
+      <w:r>
+        <w:rPr>
+          <w:b/>
+        </w:rPr>
+        <w:t>citral</w:t>
+      </w:r>
+      <w:r>
+        <w:t xml:space="preserve"> (sả chanh) và </w:t>
+      </w:r>
+      <w:r>
+        <w:rPr>
+          <w:b/>
+        </w:rPr>
+        <w:t>linalool</w:t>
+      </w:r>
+      <w:r>
+        <w:t xml:space="preserve"> (mùi) là nguồn mùi thơm tự nhiên.</w:t>
+      </w:r>
+    </w:p>
+    <w:p>
+      <w:pPr>
+        <w:pStyle w:val="ListBullet"/>
       </w:pPr>
       <w:r>
         <w:rPr>
@@ -357,10 +508,10 @@
         <w:rPr>
           <w:b/>
         </w:rPr>
-        <w:t>cineol</w:t>
-      </w:r>
-      <w:r>
-        <w:t xml:space="preserve"> (tràm gió) còn lưu trên da sau tắm là mùi muỗi tránh.</w:t>
+        <w:t>eugenol</w:t>
+      </w:r>
+      <w:r>
+        <w:t xml:space="preserve"> (hương nhu) còn lưu trên da sau tắm là mùi muỗi tránh.</w:t>
       </w:r>
     </w:p>
     <w:p>
@@ -376,16 +527,33 @@
         <w:rPr>
           <w:b/>
         </w:rPr>
-        <w:t>Thành phần chính:</w:t>
-      </w:r>
-      <w:r>
-        <w:t xml:space="preserve"> muối ăn (NaCl), glycerin, baking soda (natri bicarbonat), acid boric, xylitol, dịch chiết rau ngót, chè xanh, hẹ (bản có mùi) hoặc cúc la mã (bản không mùi); bản dưa lưới có thêm hương dưa lưới.</w:t>
+        <w:t>Thành phần chung cả 2 loại:</w:t>
+      </w:r>
+      <w:r>
+        <w:t xml:space="preserve"> muối ăn (NaCl), glycerin, baking soda (natri bicarbonat), acid boric, xylitol, dịch chiết rau ngót, chè xanh, hẹ. </w:t>
+      </w:r>
+      <w:r>
+        <w:rPr>
+          <w:b/>
+        </w:rPr>
+        <w:t>Bản không mùi</w:t>
+      </w:r>
+      <w:r>
+        <w:t xml:space="preserve"> có thêm dịch chiết cúc la mã; </w:t>
+      </w:r>
+      <w:r>
+        <w:rPr>
+          <w:b/>
+        </w:rPr>
+        <w:t>bản dưa lưới</w:t>
+      </w:r>
+      <w:r>
+        <w:t xml:space="preserve"> có thêm hương dưa lưới.</w:t>
       </w:r>
     </w:p>
     <w:p>
       <w:pPr>
         <w:pStyle w:val="ListBullet"/>
-        <w:spacing w:after="80"/>
       </w:pPr>
       <w:r>
         <w:rPr>
@@ -418,7 +586,6 @@
     <w:p>
       <w:pPr>
         <w:pStyle w:val="ListBullet"/>
-        <w:spacing w:after="80"/>
       </w:pPr>
       <w:r>
         <w:rPr>
@@ -442,7 +609,6 @@
     <w:p>
       <w:pPr>
         <w:pStyle w:val="ListBullet"/>
-        <w:spacing w:after="80"/>
       </w:pPr>
       <w:r>
         <w:rPr>
@@ -457,19 +623,10 @@
         <w:rPr>
           <w:b/>
         </w:rPr>
-        <w:t>acid boric</w:t>
-      </w:r>
-      <w:r>
-        <w:t xml:space="preserve"> tiếp xúc với nấm/vi khuẩn còn sót và kìm hãm chúng; </w:t>
-      </w:r>
-      <w:r>
-        <w:rPr>
-          <w:b/>
-        </w:rPr>
         <w:t>hợp chất lưu huỳnh</w:t>
       </w:r>
       <w:r>
-        <w:t xml:space="preserve"> trong hẹ (cùng nhóm với allicin của tỏi) bổ sung kháng khuẩn/kháng nấm tự nhiên; </w:t>
+        <w:t xml:space="preserve"> trong hẹ (cùng nhóm với allicin của tỏi) ức chế vi khuẩn và nấm; </w:t>
       </w:r>
       <w:r>
         <w:rPr>
@@ -484,16 +641,24 @@
         <w:rPr>
           <w:b/>
         </w:rPr>
+        <w:t>acid boric</w:t>
+      </w:r>
+      <w:r>
+        <w:t xml:space="preserve"> kìm hãm nấm/vi khuẩn còn sót; </w:t>
+      </w:r>
+      <w:r>
+        <w:rPr>
+          <w:b/>
+        </w:rPr>
         <w:t>rau ngót</w:t>
       </w:r>
       <w:r>
-        <w:t xml:space="preserve"> là thảo dược dân gian dùng rơ lưỡi phòng tưa cho trẻ.</w:t>
+        <w:t xml:space="preserve"> là thảo dược dân gian dùng rơ lưỡi phòng tưa cho trẻ, có tính kháng khuẩn, thanh nhiệt.</w:t>
       </w:r>
     </w:p>
     <w:p>
       <w:pPr>
         <w:pStyle w:val="ListBullet"/>
-        <w:spacing w:after="80"/>
       </w:pPr>
       <w:r>
         <w:rPr>
@@ -517,13 +682,12 @@
     <w:p>
       <w:pPr>
         <w:pStyle w:val="ListBullet"/>
-        <w:spacing w:after="80"/>
       </w:pPr>
       <w:r>
         <w:rPr>
           <w:b/>
         </w:rPr>
-        <w:t>Làm dịu nướu, giảm khó chịu khi mọc răng (bản không mùi):</w:t>
+        <w:t>Làm dịu nướu, giảm khó chịu khi mọc răng (mạnh hơn ở bản không mùi):</w:t>
       </w:r>
       <w:r>
         <w:t xml:space="preserve"> </w:t>
@@ -544,7 +708,7 @@
         <w:t>apigenin</w:t>
       </w:r>
       <w:r>
-        <w:t xml:space="preserve"> (cúc la mã) làm dịu niêm mạc đang sưng, cộng với thao tác lau/xoa nướu nhẹ tạo cảm giác dễ chịu cho bé.</w:t>
+        <w:t xml:space="preserve"> (cúc la mã — chỉ có ở bản không mùi) làm dịu niêm mạc đang sưng; ở cả 2 bản, thao tác lau/xoa nướu nhẹ tạo cảm giác dễ chịu cho bé.</w:t>
       </w:r>
     </w:p>
     <w:p>
@@ -569,13 +733,12 @@
     <w:p>
       <w:pPr>
         <w:pStyle w:val="ListBullet"/>
-        <w:spacing w:after="80"/>
       </w:pPr>
       <w:r>
         <w:rPr>
           <w:b/>
         </w:rPr>
-        <w:t>Bảo vệ da, hỗ trợ hăm tã:</w:t>
+        <w:t>Bảo vệ da, hỗ trợ hăm tã (theo mô tả bảng báo giá OTC):</w:t>
       </w:r>
       <w:r>
         <w:t xml:space="preserve"> các hạt </w:t>
@@ -593,13 +756,12 @@
     <w:p>
       <w:pPr>
         <w:pStyle w:val="ListBullet"/>
-        <w:spacing w:after="80"/>
       </w:pPr>
       <w:r>
         <w:rPr>
           <w:b/>
         </w:rPr>
-        <w:t>Hỗ trợ phục hồi da khô, nứt nẻ, bong tróc do gió/nắng:</w:t>
+        <w:t>Hỗ trợ phục hồi da khô, nứt nẻ, bong tróc do gió/nắng; hỗ trợ làm mờ sẹo:</w:t>
       </w:r>
       <w:r>
         <w:t xml:space="preserve"> </w:t>
@@ -611,13 +773,12 @@
         <w:t>asiaticoside</w:t>
       </w:r>
       <w:r>
-        <w:t xml:space="preserve"> (rau má) thấm vào da, kích thích nguyên bào sợi sản xuất collagen nhiều hơn bình thường và biểu bì sinh tế bào mới → vết nứt/bong tróc được lấp dần, da liền và mịn lại nhanh hơn để tự lành.</w:t>
+        <w:t xml:space="preserve"> (rau má) thấm vào da, kích thích nguyên bào sợi sản xuất collagen nhiều hơn bình thường và biểu bì sinh tế bào mới → vết nứt/bong tróc được lấp dần, da liền và mịn lại nhanh hơn; cùng cơ chế này giúp mô sẹo mới hình thành phẳng và đều màu hơn.</w:t>
       </w:r>
     </w:p>
     <w:p>
       <w:pPr>
         <w:pStyle w:val="ListBullet"/>
-        <w:spacing w:after="80"/>
       </w:pPr>
       <w:r>
         <w:rPr>
@@ -650,13 +811,12 @@
     <w:p>
       <w:pPr>
         <w:pStyle w:val="ListBullet"/>
-        <w:spacing w:after="80"/>
       </w:pPr>
       <w:r>
         <w:rPr>
           <w:b/>
         </w:rPr>
-        <w:t>Hỗ trợ kháng khuẩn, ngừa mụn, làm mát tức thì:</w:t>
+        <w:t>Hỗ trợ kháng khuẩn, ngừa mụn, làm mát:</w:t>
       </w:r>
       <w:r>
         <w:t xml:space="preserve"> tinh dầu ngải cứu chứa </w:t>
@@ -677,13 +837,12 @@
         <w:t>long não (camphor)</w:t>
       </w:r>
       <w:r>
-        <w:t xml:space="preserve"> — bay hơi trên da tạo cảm giác mát ngay, đồng thời ức chế vi khuẩn tại vùng da đang tổn thương (dễ nhiễm khuẩn hơn da lành).</w:t>
+        <w:t xml:space="preserve"> — bay hơi trên da tạo cảm giác mát, đồng thời ức chế vi khuẩn tại vùng da đang tổn thương (dễ nhiễm khuẩn hơn da lành).</w:t>
       </w:r>
     </w:p>
     <w:p>
       <w:pPr>
         <w:pStyle w:val="ListBullet"/>
-        <w:spacing w:after="80"/>
       </w:pPr>
       <w:r>
         <w:rPr>
@@ -719,7 +878,7 @@
         <w:t>anhydroxylitol</w:t>
       </w:r>
       <w:r>
-        <w:t xml:space="preserve"> củng cố hàng rào lớp ngoài cùng để nước khó thoát) → da tự giữ ẩm từ bên trong, lâu hơn glycerin chỉ cấp ẩm bề mặt.</w:t>
+        <w:t xml:space="preserve"> củng cố hàng rào lớp ngoài cùng để nước khó thoát) → da tự giữ ẩm từ bên trong theo cơ chế "hút ẩm – giữ ẩm – khoá ẩm".</w:t>
       </w:r>
     </w:p>
     <w:p>
@@ -738,13 +897,12 @@
         <w:t>Thành phần chính:</w:t>
       </w:r>
       <w:r>
-        <w:t xml:space="preserve"> dầu cám gạo, dầu hạnh nhân, dầu hạt nho, caprylic triglyceride (dầu dừa phân đoạn), vitamin E, tinh dầu tràm gió.</w:t>
+        <w:t xml:space="preserve"> dầu cám gạo, dầu hạnh nhân, dầu hạt nho, caprylic triglyceride (tinh chế từ dầu dừa), vitamin E, tinh dầu tràm gió.</w:t>
       </w:r>
     </w:p>
     <w:p>
       <w:pPr>
         <w:pStyle w:val="ListBullet"/>
-        <w:spacing w:after="80"/>
       </w:pPr>
       <w:r>
         <w:rPr>
@@ -777,16 +935,24 @@
         <w:rPr>
           <w:b/>
         </w:rPr>
+        <w:t>squalene</w:t>
+      </w:r>
+      <w:r>
+        <w:t xml:space="preserve"> (dầu cám gạo) là chất béo vốn có trong bã nhờn tự nhiên, bổ sung lớp khoá ẩm; </w:t>
+      </w:r>
+      <w:r>
+        <w:rPr>
+          <w:b/>
+        </w:rPr>
         <w:t>caprylic triglyceride</w:t>
       </w:r>
       <w:r>
-        <w:t xml:space="preserve"> (dầu dừa phân đoạn) phân tử nhỏ nên thấm nhanh, giúp dầu không để lại cảm giác nhờn dính.</w:t>
+        <w:t xml:space="preserve"> phân tử nhỏ nên thấm nhanh, giúp dầu không để lại cảm giác nhờn dính.</w:t>
       </w:r>
     </w:p>
     <w:p>
       <w:pPr>
         <w:pStyle w:val="ListBullet"/>
-        <w:spacing w:after="80"/>
       </w:pPr>
       <w:r>
         <w:rPr>
@@ -819,7 +985,6 @@
     <w:p>
       <w:pPr>
         <w:pStyle w:val="ListBullet"/>
-        <w:spacing w:after="80"/>
       </w:pPr>
       <w:r>
         <w:rPr>
@@ -834,16 +999,15 @@
     <w:p>
       <w:pPr>
         <w:pStyle w:val="ListBullet"/>
-        <w:spacing w:after="80"/>
       </w:pPr>
       <w:r>
         <w:rPr>
           <w:b/>
         </w:rPr>
-        <w:t>Thư giãn, dễ ngủ:</w:t>
-      </w:r>
-      <w:r>
-        <w:t xml:space="preserve"> </w:t>
+        <w:t>Thư giãn, ngủ ngon:</w:t>
+      </w:r>
+      <w:r>
+        <w:t xml:space="preserve"> thao tác massage kích thích thụ thể xúc giác, làm ấm cơ → bé thư giãn; mùi thơm ấm của </w:t>
       </w:r>
       <w:r>
         <w:rPr>
@@ -852,13 +1016,12 @@
         <w:t>cineol</w:t>
       </w:r>
       <w:r>
-        <w:t xml:space="preserve"> (tinh dầu tràm gió) bay hơi tạo mùi thơm ấm; kết hợp thao tác massage (kích thích thụ thể xúc giác, làm ấm cơ) → bé thư giãn, dễ vào giấc.</w:t>
+        <w:t xml:space="preserve"> (tinh dầu tràm gió) qua khứu giác tạo cảm giác quen thuộc, dễ vào giấc.</w:t>
       </w:r>
     </w:p>
     <w:p>
       <w:pPr>
         <w:pStyle w:val="ListBullet"/>
-        <w:spacing w:after="80"/>
       </w:pPr>
       <w:r>
         <w:rPr>
@@ -884,7 +1047,7 @@
         <w:pStyle w:val="Heading1"/>
       </w:pPr>
       <w:r>
-        <w:t>6. Bọt rửa tay trẻ em Elemis (250ml)</w:t>
+        <w:t>6. Bọt rửa tay trẻ em Elemis (250ml, bé từ 6 tháng)</w:t>
       </w:r>
     </w:p>
     <w:p>
@@ -901,7 +1064,6 @@
     <w:p>
       <w:pPr>
         <w:pStyle w:val="ListBullet"/>
-        <w:spacing w:after="80"/>
       </w:pPr>
       <w:r>
         <w:rPr>
@@ -925,7 +1087,6 @@
     <w:p>
       <w:pPr>
         <w:pStyle w:val="ListBullet"/>
-        <w:spacing w:after="80"/>
       </w:pPr>
       <w:r>
         <w:rPr>
@@ -958,7 +1119,6 @@
     <w:p>
       <w:pPr>
         <w:pStyle w:val="ListBullet"/>
-        <w:spacing w:after="80"/>
       </w:pPr>
       <w:r>
         <w:rPr>
@@ -967,7 +1127,7 @@
         <w:t>Dưỡng ẩm, giữ da tay mềm (không khô như xà phòng):</w:t>
       </w:r>
       <w:r>
-        <w:t xml:space="preserve"> </w:t>
+        <w:t xml:space="preserve"> bộ dưỡng ẩm kép — </w:t>
       </w:r>
       <w:r>
         <w:rPr>
@@ -985,13 +1145,21 @@
         <w:t>Aquaxyl</w:t>
       </w:r>
       <w:r>
-        <w:t xml:space="preserve"> (xylitylglucoside + anhydroxylitol) giúp da tự giữ nước từ bên trong (cơ chế như mục 4).</w:t>
+        <w:t xml:space="preserve"> (xylitylglucoside + anhydroxylitol) giúp da tự giữ nước từ bên trong (cơ chế như mục 4); </w:t>
+      </w:r>
+      <w:r>
+        <w:rPr>
+          <w:b/>
+        </w:rPr>
+        <w:t>acemannan</w:t>
+      </w:r>
+      <w:r>
+        <w:t xml:space="preserve"> (lô hội) tạo lớp gel mỏng giữ nước.</w:t>
       </w:r>
     </w:p>
     <w:p>
       <w:pPr>
         <w:pStyle w:val="ListBullet"/>
-        <w:spacing w:after="80"/>
       </w:pPr>
       <w:r>
         <w:rPr>
@@ -1009,7 +1177,7 @@
         <w:t>acemannan</w:t>
       </w:r>
       <w:r>
-        <w:t xml:space="preserve"> (lô hội) tạo lớp gel mỏng làm dịu; </w:t>
+        <w:t xml:space="preserve"> (lô hội) làm dịu; </w:t>
       </w:r>
       <w:r>
         <w:rPr>
@@ -1024,7 +1192,6 @@
     <w:p>
       <w:pPr>
         <w:pStyle w:val="ListBullet"/>
-        <w:spacing w:after="80"/>
       </w:pPr>
       <w:r>
         <w:rPr>
@@ -1061,19 +1228,18 @@
         <w:t>Thành phần chính:</w:t>
       </w:r>
       <w:r>
-        <w:t xml:space="preserve"> tinh dầu sả Java, sả chanh, bạch đàn chanh, an tức hương.</w:t>
+        <w:t xml:space="preserve"> tinh dầu sả Java, sả chanh, bạch đàn chanh, an tức hương; tá dược ethanol, PEG 400, vanillin.</w:t>
       </w:r>
     </w:p>
     <w:p>
       <w:pPr>
         <w:pStyle w:val="ListBullet"/>
-        <w:spacing w:after="80"/>
       </w:pPr>
       <w:r>
         <w:rPr>
           <w:b/>
         </w:rPr>
-        <w:t>Xua đuổi muỗi (100% ngay sau xịt, 99,42% sau 1 giờ, kéo dài 3 giờ — theo chứng nhận):</w:t>
+        <w:t>Xua đuổi muỗi (100% ngay sau xịt, 99,42% sau 1 giờ, kéo dài 3 giờ — theo tài liệu giới thiệu sản phẩm):</w:t>
       </w:r>
       <w:r>
         <w:t xml:space="preserve"> </w:t>
@@ -1085,6 +1251,15 @@
         <w:t>citronellal</w:t>
       </w:r>
       <w:r>
+        <w:t xml:space="preserve"> và </w:t>
+      </w:r>
+      <w:r>
+        <w:rPr>
+          <w:b/>
+        </w:rPr>
+        <w:t>geraniol</w:t>
+      </w:r>
+      <w:r>
         <w:t xml:space="preserve"> (sả Java), </w:t>
       </w:r>
       <w:r>
@@ -1094,16 +1269,16 @@
         <w:t>citral</w:t>
       </w:r>
       <w:r>
-        <w:t xml:space="preserve"> (sả chanh) và </w:t>
+        <w:t xml:space="preserve"> và </w:t>
       </w:r>
       <w:r>
         <w:rPr>
           <w:b/>
         </w:rPr>
-        <w:t>PMD (para-menthane-3,8-diol)</w:t>
-      </w:r>
-      <w:r>
-        <w:t xml:space="preserve"> cùng </w:t>
+        <w:t>limonene</w:t>
+      </w:r>
+      <w:r>
+        <w:t xml:space="preserve"> (sả chanh), </w:t>
       </w:r>
       <w:r>
         <w:rPr>
@@ -1118,13 +1293,12 @@
     <w:p>
       <w:pPr>
         <w:pStyle w:val="ListBullet"/>
-        <w:spacing w:after="80"/>
       </w:pPr>
       <w:r>
         <w:rPr>
           <w:b/>
         </w:rPr>
-        <w:t>Giữ mùi lâu hơn, kháng khuẩn nhẹ:</w:t>
+        <w:t>Giữ mùi lâu hơn:</w:t>
       </w:r>
       <w:r>
         <w:t xml:space="preserve"> </w:t>
@@ -1142,7 +1316,7 @@
         <w:rPr>
           <w:b/>
         </w:rPr>
-        <w:t>vanillin</w:t>
+        <w:t>benzyl benzoat</w:t>
       </w:r>
       <w:r>
         <w:t xml:space="preserve"> trong nhựa </w:t>
@@ -1154,13 +1328,21 @@
         <w:t>an tức hương (benzoin)</w:t>
       </w:r>
       <w:r>
-        <w:t xml:space="preserve"> bay hơi chậm, "neo" các tinh dầu nhẹ lại trên da lâu hơn (chất định hương) và kìm vi khuẩn nhẹ ở vùng da xịt.</w:t>
+        <w:t xml:space="preserve"> bay hơi chậm, "neo" các tinh dầu nhẹ lại trên da lâu hơn (chất định hương); </w:t>
+      </w:r>
+      <w:r>
+        <w:rPr>
+          <w:b/>
+        </w:rPr>
+        <w:t>vanillin</w:t>
+      </w:r>
+      <w:r>
+        <w:t xml:space="preserve"> (tá dược) cũng là chất kéo dài thời gian xua muỗi của tinh dầu sả đã được nghiên cứu.</w:t>
       </w:r>
     </w:p>
     <w:p>
       <w:pPr>
         <w:pStyle w:val="ListBullet"/>
-        <w:spacing w:after="80"/>
       </w:pPr>
       <w:r>
         <w:rPr>
@@ -1169,7 +1351,16 @@
         <w:t>Làm dịu vết muỗi đốt:</w:t>
       </w:r>
       <w:r>
-        <w:t xml:space="preserve"> </w:t>
+        <w:t xml:space="preserve"> tinh dầu </w:t>
+      </w:r>
+      <w:r>
+        <w:rPr>
+          <w:b/>
+        </w:rPr>
+        <w:t>bạch đàn chanh</w:t>
+      </w:r>
+      <w:r>
+        <w:t xml:space="preserve"> làm dịu da, giảm cảm giác khó chịu tại vết đốt; </w:t>
       </w:r>
       <w:r>
         <w:rPr>
@@ -1212,7 +1403,6 @@
     <w:p>
       <w:pPr>
         <w:pStyle w:val="ListBullet"/>
-        <w:spacing w:after="80"/>
       </w:pPr>
       <w:r>
         <w:rPr>
@@ -1230,7 +1420,7 @@
         <w:t>chùm ngây</w:t>
       </w:r>
       <w:r>
-        <w:t xml:space="preserve"> — nghiên cứu lâm sàng ghi nhận lá chùm ngây làm tăng prolactin (hormone chỉ huy tuyến vú tạo sữa); </w:t>
+        <w:t xml:space="preserve"> — nghiên cứu lâm sàng ghi nhận lá chùm ngây làm tăng prolactin (hormone chỉ huy tuyến vú tạo sữa), đồng thời giàu vitamin, khoáng chất bổ sung dinh dưỡng cho mẹ để có nguyên liệu tạo sữa; </w:t>
       </w:r>
       <w:r>
         <w:rPr>
@@ -1254,7 +1444,6 @@
     <w:p>
       <w:pPr>
         <w:pStyle w:val="ListBullet"/>
-        <w:spacing w:after="80"/>
       </w:pPr>
       <w:r>
         <w:rPr>
@@ -1272,22 +1461,30 @@
         <w:t>curcumin</w:t>
       </w:r>
       <w:r>
-        <w:t xml:space="preserve"> (hoạt chất chính của nghệ) ức chế các chất gây viêm → ống dẫn sữa bớt sưng, sữa lưu thông dễ hơn; </w:t>
+        <w:t xml:space="preserve"> (hoạt chất chính của nghệ) ức chế các chất gây viêm và trung hoà gốc tự do → ống dẫn sữa bớt sưng, sữa lưu thông dễ hơn; </w:t>
       </w:r>
       <w:r>
         <w:rPr>
           <w:b/>
         </w:rPr>
-        <w:t>taraxasterol</w:t>
-      </w:r>
-      <w:r>
-        <w:t xml:space="preserve"> (bồ công anh) bổ sung kháng viêm — bồ công anh cũng là vị thuốc dân gian dùng khi tắc tia sữa, viêm vú.</w:t>
+        <w:t>bồ công anh</w:t>
+      </w:r>
+      <w:r>
+        <w:t xml:space="preserve"> bổ sung kháng viêm, thanh nhiệt — cũng là vị thuốc dân gian dùng khi tắc tia sữa, viêm vú; </w:t>
+      </w:r>
+      <w:r>
+        <w:rPr>
+          <w:b/>
+        </w:rPr>
+        <w:t>thông thảo</w:t>
+      </w:r>
+      <w:r>
+        <w:t xml:space="preserve"> hỗ trợ thông tia sữa theo y học cổ truyền.</w:t>
       </w:r>
     </w:p>
     <w:p>
       <w:pPr>
         <w:pStyle w:val="ListBullet"/>
-        <w:spacing w:after="80"/>
       </w:pPr>
       <w:r>
         <w:rPr>
@@ -1306,39 +1503,6 @@
       </w:r>
       <w:r>
         <w:t xml:space="preserve"> (hoạt chất cay của hạt tiêu đen) ức chế enzyme chuyển hoá đó → lượng curcumin vào máu tăng lên nhiều lần.</w:t>
-      </w:r>
-    </w:p>
-    <w:p>
-      <w:pPr>
-        <w:pStyle w:val="ListBullet"/>
-        <w:spacing w:after="80"/>
-      </w:pPr>
-      <w:r>
-        <w:rPr>
-          <w:b/>
-        </w:rPr>
-        <w:t>Hỗ trợ phục hồi sau sinh, chống oxy hoá:</w:t>
-      </w:r>
-      <w:r>
-        <w:t xml:space="preserve"> </w:t>
-      </w:r>
-      <w:r>
-        <w:rPr>
-          <w:b/>
-        </w:rPr>
-        <w:t>curcumin</w:t>
-      </w:r>
-      <w:r>
-        <w:t xml:space="preserve"> trung hoà gốc tự do; </w:t>
-      </w:r>
-      <w:r>
-        <w:rPr>
-          <w:b/>
-        </w:rPr>
-        <w:t>chùm ngây</w:t>
-      </w:r>
-      <w:r>
-        <w:t xml:space="preserve"> giàu vitamin, khoáng chất bổ sung dinh dưỡng cho mẹ.</w:t>
       </w:r>
     </w:p>
     <w:p>
@@ -1357,13 +1521,12 @@
         <w:t>Thành phần chính:</w:t>
       </w:r>
       <w:r>
-        <w:t xml:space="preserve"> natri laureth sulfat, dịch chiết bạch đồng nữ, acid lactic, cao nghệ đắng, tinh dầu bạc hà, oải hương, trầu không.</w:t>
+        <w:t xml:space="preserve"> natri laureth sulfat, dịch chiết bạch đồng nữ, acid lactic, cao nghệ đắng, lô hội, tinh dầu bạc hà, oải hương, trầu không.</w:t>
       </w:r>
     </w:p>
     <w:p>
       <w:pPr>
         <w:pStyle w:val="ListBullet"/>
-        <w:spacing w:after="80"/>
       </w:pPr>
       <w:r>
         <w:rPr>
@@ -1387,13 +1550,12 @@
     <w:p>
       <w:pPr>
         <w:pStyle w:val="ListBullet"/>
-        <w:spacing w:after="80"/>
       </w:pPr>
       <w:r>
         <w:rPr>
           <w:b/>
         </w:rPr>
-        <w:t>Cân bằng pH, ngừa mùi hôi, bảo vệ khỏi viêm nhiễm:</w:t>
+        <w:t>Cân bằng pH, ngừa mùi hôi, bảo vệ lợi khuẩn:</w:t>
       </w:r>
       <w:r>
         <w:t xml:space="preserve"> vùng kín khoẻ có pH acid (~3,8–4,5) do lợi khuẩn Lactobacillus tự sinh ra acid lactic; xà phòng thường (kiềm) phá vỡ pH này. </w:t>
@@ -1405,19 +1567,18 @@
         <w:t>Acid lactic</w:t>
       </w:r>
       <w:r>
-        <w:t xml:space="preserve"> trong sản phẩm giữ pH ở mức acid → lợi khuẩn sống tốt, vi khuẩn gây mùi/gây viêm và nấm (ưa môi trường kiềm hơn) bị kìm hãm.</w:t>
+        <w:t xml:space="preserve"> trong sản phẩm giữ pH ở mức acid → lợi khuẩn sống tốt, các vi khuẩn gây mùi và gây viêm (nhóm ưa môi trường kiềm) bị kìm hãm.</w:t>
       </w:r>
     </w:p>
     <w:p>
       <w:pPr>
         <w:pStyle w:val="ListBullet"/>
-        <w:spacing w:after="80"/>
       </w:pPr>
       <w:r>
         <w:rPr>
           <w:b/>
         </w:rPr>
-        <w:t>Hỗ trợ kháng khuẩn, kháng nấm:</w:t>
+        <w:t>Hỗ trợ kháng khuẩn, kháng nấm, ngừa viêm nhiễm:</w:t>
       </w:r>
       <w:r>
         <w:t xml:space="preserve"> </w:t>
@@ -1426,7 +1587,7 @@
         <w:rPr>
           <w:b/>
         </w:rPr>
-        <w:t>chavicol</w:t>
+        <w:t>hydroxychavicol</w:t>
       </w:r>
       <w:r>
         <w:t xml:space="preserve"> và </w:t>
@@ -1438,7 +1599,7 @@
         <w:t>eugenol</w:t>
       </w:r>
       <w:r>
-        <w:t xml:space="preserve"> (tinh dầu trầu không) phá màng tế bào vi khuẩn/nấm Candida khi tiếp xúc; </w:t>
+        <w:t xml:space="preserve"> (tinh dầu trầu không) phá màng tế bào vi khuẩn và nấm Candida khi tiếp xúc — đây là thành phần đảm nhận phần kháng nấm; </w:t>
       </w:r>
       <w:r>
         <w:rPr>
@@ -1447,13 +1608,12 @@
         <w:t>bạch đồng nữ</w:t>
       </w:r>
       <w:r>
-        <w:t xml:space="preserve"> là vị thuốc y học cổ truyền dùng cho khí hư, viêm nhiễm phụ khoa.</w:t>
+        <w:t xml:space="preserve"> là vị thuốc y học cổ truyền dùng cho khí hư, viêm nhiễm phụ khoa, có tác dụng thanh nhiệt, tiêu viêm.</w:t>
       </w:r>
     </w:p>
     <w:p>
       <w:pPr>
         <w:pStyle w:val="ListBullet"/>
-        <w:spacing w:after="80"/>
       </w:pPr>
       <w:r>
         <w:rPr>
@@ -1477,16 +1637,38 @@
         <w:rPr>
           <w:b/>
         </w:rPr>
-        <w:t>curcumin</w:t>
-      </w:r>
-      <w:r>
-        <w:t xml:space="preserve"> (nghệ đắng) giảm viêm tại chỗ nên bớt ngứa rát do viêm.</w:t>
+        <w:t>nghệ đắng</w:t>
+      </w:r>
+      <w:r>
+        <w:t xml:space="preserve"> giảm viêm tại chỗ nên bớt ngứa rát do viêm, hỗ trợ làm lành tổn thương nhỏ.</w:t>
       </w:r>
     </w:p>
     <w:p>
       <w:pPr>
         <w:pStyle w:val="ListBullet"/>
-        <w:spacing w:after="80"/>
+      </w:pPr>
+      <w:r>
+        <w:rPr>
+          <w:b/>
+        </w:rPr>
+        <w:t>Dưỡng ẩm, làm dịu:</w:t>
+      </w:r>
+      <w:r>
+        <w:t xml:space="preserve"> </w:t>
+      </w:r>
+      <w:r>
+        <w:rPr>
+          <w:b/>
+        </w:rPr>
+        <w:t>acemannan</w:t>
+      </w:r>
+      <w:r>
+        <w:t xml:space="preserve"> (lô hội) tạo lớp gel mỏng giữ nước, làm dịu vùng da nhạy cảm.</w:t>
+      </w:r>
+    </w:p>
+    <w:p>
+      <w:pPr>
+        <w:pStyle w:val="ListBullet"/>
       </w:pPr>
       <w:r>
         <w:rPr>
@@ -1520,16 +1702,15 @@
         <w:rPr>
           <w:b/>
         </w:rPr>
-        <w:t>Thành phần chính (theo web, bài thuốc hơn 30 vị dược liệu của người Dao):</w:t>
-      </w:r>
-      <w:r>
-        <w:t xml:space="preserve"> màng tang, chùa dù, hoa ông lão, cơm cháy.</w:t>
+        <w:t>Thành phần chính (bài thuốc hơn 30 vị dược liệu của người Dao):</w:t>
+      </w:r>
+      <w:r>
+        <w:t xml:space="preserve"> màng tang, chùa dù, hoa ông lão, cơm cháy, liên đằng hoa nhỏ.</w:t>
       </w:r>
     </w:p>
     <w:p>
       <w:pPr>
         <w:pStyle w:val="ListBullet"/>
-        <w:spacing w:after="80"/>
       </w:pPr>
       <w:r>
         <w:rPr>
@@ -1553,7 +1734,6 @@
     <w:p>
       <w:pPr>
         <w:pStyle w:val="ListBullet"/>
-        <w:spacing w:after="80"/>
       </w:pPr>
       <w:r>
         <w:rPr>
@@ -1571,7 +1751,7 @@
         <w:t>cineol</w:t>
       </w:r>
       <w:r>
-        <w:t xml:space="preserve"> (tinh dầu chùa dù) khi tiếp xúc da và hít vào gây giãn mạch tại chỗ, tăng cảm giác ấm; </w:t>
+        <w:t xml:space="preserve"> (tinh dầu chùa dù) khi tiếp xúc da và hít vào kích thích thụ thể cảm giác, tăng cảm giác ấm; </w:t>
       </w:r>
       <w:r>
         <w:rPr>
@@ -1580,13 +1760,21 @@
         <w:t>cơm cháy</w:t>
       </w:r>
       <w:r>
-        <w:t xml:space="preserve"> là vị thuốc y học cổ truyền dùng hoạt huyết.</w:t>
+        <w:t xml:space="preserve"> và </w:t>
+      </w:r>
+      <w:r>
+        <w:rPr>
+          <w:b/>
+        </w:rPr>
+        <w:t>liên đằng hoa nhỏ</w:t>
+      </w:r>
+      <w:r>
+        <w:t xml:space="preserve"> là 2 vị thuốc y học cổ truyền dùng hoạt huyết, khu phong trừ thấp.</w:t>
       </w:r>
     </w:p>
     <w:p>
       <w:pPr>
         <w:pStyle w:val="ListBullet"/>
-        <w:spacing w:after="80"/>
       </w:pPr>
       <w:r>
         <w:rPr>
@@ -1619,7 +1807,6 @@
     <w:p>
       <w:pPr>
         <w:pStyle w:val="ListBullet"/>
-        <w:spacing w:after="80"/>
       </w:pPr>
       <w:r>
         <w:rPr>
@@ -1659,7 +1846,7 @@
     </w:p>
     <w:p>
       <w:r>
-        <w:t>Nắm 8 hoạt chất này là giải thích được phần lớn danh mục:</w:t>
+        <w:t>Nắm 11 hoạt chất này là giải thích được phần lớn danh mục:</w:t>
       </w:r>
     </w:p>
     <w:tbl>
@@ -1669,15 +1856,15 @@
         <w:tblLook w:firstColumn="1" w:firstRow="1" w:lastColumn="0" w:lastRow="0" w:noHBand="0" w:noVBand="1" w:val="04A0"/>
       </w:tblPr>
       <w:tblGrid>
-        <w:gridCol w:w="2493"/>
-        <w:gridCol w:w="2493"/>
-        <w:gridCol w:w="2493"/>
-        <w:gridCol w:w="2493"/>
+        <w:gridCol w:w="2160"/>
+        <w:gridCol w:w="2160"/>
+        <w:gridCol w:w="2160"/>
+        <w:gridCol w:w="2160"/>
       </w:tblGrid>
       <w:tr>
         <w:tc>
           <w:tcPr>
-            <w:tcW w:type="dxa" w:w="2493"/>
+            <w:tcW w:type="dxa" w:w="2160"/>
           </w:tcPr>
           <w:p>
             <w:r>
@@ -1690,7 +1877,7 @@
         </w:tc>
         <w:tc>
           <w:tcPr>
-            <w:tcW w:type="dxa" w:w="2493"/>
+            <w:tcW w:type="dxa" w:w="2160"/>
           </w:tcPr>
           <w:p>
             <w:r>
@@ -1703,7 +1890,7 @@
         </w:tc>
         <w:tc>
           <w:tcPr>
-            <w:tcW w:type="dxa" w:w="2493"/>
+            <w:tcW w:type="dxa" w:w="2160"/>
           </w:tcPr>
           <w:p>
             <w:r>
@@ -1716,7 +1903,7 @@
         </w:tc>
         <w:tc>
           <w:tcPr>
-            <w:tcW w:type="dxa" w:w="2493"/>
+            <w:tcW w:type="dxa" w:w="2160"/>
           </w:tcPr>
           <w:p>
             <w:r>
@@ -1731,7 +1918,7 @@
       <w:tr>
         <w:tc>
           <w:tcPr>
-            <w:tcW w:type="dxa" w:w="2493"/>
+            <w:tcW w:type="dxa" w:w="2160"/>
           </w:tcPr>
           <w:p>
             <w:r>
@@ -1744,7 +1931,7 @@
         </w:tc>
         <w:tc>
           <w:tcPr>
-            <w:tcW w:type="dxa" w:w="2493"/>
+            <w:tcW w:type="dxa" w:w="2160"/>
           </w:tcPr>
           <w:p>
             <w:r>
@@ -1754,7 +1941,7 @@
         </w:tc>
         <w:tc>
           <w:tcPr>
-            <w:tcW w:type="dxa" w:w="2493"/>
+            <w:tcW w:type="dxa" w:w="2160"/>
           </w:tcPr>
           <w:p>
             <w:r>
@@ -1764,7 +1951,7 @@
         </w:tc>
         <w:tc>
           <w:tcPr>
-            <w:tcW w:type="dxa" w:w="2493"/>
+            <w:tcW w:type="dxa" w:w="2160"/>
           </w:tcPr>
           <w:p>
             <w:r>
@@ -1776,7 +1963,7 @@
       <w:tr>
         <w:tc>
           <w:tcPr>
-            <w:tcW w:type="dxa" w:w="2493"/>
+            <w:tcW w:type="dxa" w:w="2160"/>
           </w:tcPr>
           <w:p>
             <w:r>
@@ -1789,7 +1976,7 @@
         </w:tc>
         <w:tc>
           <w:tcPr>
-            <w:tcW w:type="dxa" w:w="2493"/>
+            <w:tcW w:type="dxa" w:w="2160"/>
           </w:tcPr>
           <w:p>
             <w:r>
@@ -1799,17 +1986,17 @@
         </w:tc>
         <w:tc>
           <w:tcPr>
-            <w:tcW w:type="dxa" w:w="2493"/>
+            <w:tcW w:type="dxa" w:w="2160"/>
           </w:tcPr>
           <w:p>
             <w:r>
-              <w:t>Tắm gội, Gold, kem bôi, dầu massage, Dao'Spa Mama</w:t>
+              <w:t>Tắm gội, kem bôi, dầu massage, Dao'Spa Mama</w:t>
             </w:r>
           </w:p>
         </w:tc>
         <w:tc>
           <w:tcPr>
-            <w:tcW w:type="dxa" w:w="2493"/>
+            <w:tcW w:type="dxa" w:w="2160"/>
           </w:tcPr>
           <w:p>
             <w:r>
@@ -1821,7 +2008,7 @@
       <w:tr>
         <w:tc>
           <w:tcPr>
-            <w:tcW w:type="dxa" w:w="2493"/>
+            <w:tcW w:type="dxa" w:w="2160"/>
           </w:tcPr>
           <w:p>
             <w:r>
@@ -1834,7 +2021,7 @@
         </w:tc>
         <w:tc>
           <w:tcPr>
-            <w:tcW w:type="dxa" w:w="2493"/>
+            <w:tcW w:type="dxa" w:w="2160"/>
           </w:tcPr>
           <w:p>
             <w:r>
@@ -1844,7 +2031,7 @@
         </w:tc>
         <w:tc>
           <w:tcPr>
-            <w:tcW w:type="dxa" w:w="2493"/>
+            <w:tcW w:type="dxa" w:w="2160"/>
           </w:tcPr>
           <w:p>
             <w:r>
@@ -1854,11 +2041,11 @@
         </w:tc>
         <w:tc>
           <w:tcPr>
-            <w:tcW w:type="dxa" w:w="2493"/>
+            <w:tcW w:type="dxa" w:w="2160"/>
           </w:tcPr>
           <w:p>
             <w:r>
-              <w:t>Kháng khuẩn</w:t>
+              <w:t>Kháng khuẩn, chống oxy hoá</w:t>
             </w:r>
           </w:p>
         </w:tc>
@@ -1866,7 +2053,142 @@
       <w:tr>
         <w:tc>
           <w:tcPr>
-            <w:tcW w:type="dxa" w:w="2493"/>
+            <w:tcW w:type="dxa" w:w="2160"/>
+          </w:tcPr>
+          <w:p>
+            <w:r>
+              <w:rPr>
+                <w:b/>
+              </w:rPr>
+              <w:t>Linalool</w:t>
+            </w:r>
+          </w:p>
+        </w:tc>
+        <w:tc>
+          <w:tcPr>
+            <w:tcW w:type="dxa" w:w="2160"/>
+          </w:tcPr>
+          <w:p>
+            <w:r>
+              <w:t>Tinh dầu mùi, oải hương</w:t>
+            </w:r>
+          </w:p>
+        </w:tc>
+        <w:tc>
+          <w:tcPr>
+            <w:tcW w:type="dxa" w:w="2160"/>
+          </w:tcPr>
+          <w:p>
+            <w:r>
+              <w:t>Tắm gội, Gold, Yaocare Women</w:t>
+            </w:r>
+          </w:p>
+        </w:tc>
+        <w:tc>
+          <w:tcPr>
+            <w:tcW w:type="dxa" w:w="2160"/>
+          </w:tcPr>
+          <w:p>
+            <w:r>
+              <w:t>Làm dịu da, tạo mùi thơm</w:t>
+            </w:r>
+          </w:p>
+        </w:tc>
+      </w:tr>
+      <w:tr>
+        <w:tc>
+          <w:tcPr>
+            <w:tcW w:type="dxa" w:w="2160"/>
+          </w:tcPr>
+          <w:p>
+            <w:r>
+              <w:rPr>
+                <w:b/>
+              </w:rPr>
+              <w:t>Eugenol</w:t>
+            </w:r>
+          </w:p>
+        </w:tc>
+        <w:tc>
+          <w:tcPr>
+            <w:tcW w:type="dxa" w:w="2160"/>
+          </w:tcPr>
+          <w:p>
+            <w:r>
+              <w:t>Hương nhu, trầu không</w:t>
+            </w:r>
+          </w:p>
+        </w:tc>
+        <w:tc>
+          <w:tcPr>
+            <w:tcW w:type="dxa" w:w="2160"/>
+          </w:tcPr>
+          <w:p>
+            <w:r>
+              <w:t>Gold, Yaocare Women</w:t>
+            </w:r>
+          </w:p>
+        </w:tc>
+        <w:tc>
+          <w:tcPr>
+            <w:tcW w:type="dxa" w:w="2160"/>
+          </w:tcPr>
+          <w:p>
+            <w:r>
+              <w:t>Kháng khuẩn, kháng nấm, xua muỗi</w:t>
+            </w:r>
+          </w:p>
+        </w:tc>
+      </w:tr>
+      <w:tr>
+        <w:tc>
+          <w:tcPr>
+            <w:tcW w:type="dxa" w:w="2160"/>
+          </w:tcPr>
+          <w:p>
+            <w:r>
+              <w:rPr>
+                <w:b/>
+              </w:rPr>
+              <w:t>Papain</w:t>
+            </w:r>
+          </w:p>
+        </w:tc>
+        <w:tc>
+          <w:tcPr>
+            <w:tcW w:type="dxa" w:w="2160"/>
+          </w:tcPr>
+          <w:p>
+            <w:r>
+              <w:t>Đu đủ</w:t>
+            </w:r>
+          </w:p>
+        </w:tc>
+        <w:tc>
+          <w:tcPr>
+            <w:tcW w:type="dxa" w:w="2160"/>
+          </w:tcPr>
+          <w:p>
+            <w:r>
+              <w:t>Tắm gội, Gold</w:t>
+            </w:r>
+          </w:p>
+        </w:tc>
+        <w:tc>
+          <w:tcPr>
+            <w:tcW w:type="dxa" w:w="2160"/>
+          </w:tcPr>
+          <w:p>
+            <w:r>
+              <w:t>Bóc tế bào chết nhẹ</w:t>
+            </w:r>
+          </w:p>
+        </w:tc>
+      </w:tr>
+      <w:tr>
+        <w:tc>
+          <w:tcPr>
+            <w:tcW w:type="dxa" w:w="2160"/>
           </w:tcPr>
           <w:p>
             <w:r>
@@ -1879,7 +2201,7 @@
         </w:tc>
         <w:tc>
           <w:tcPr>
-            <w:tcW w:type="dxa" w:w="2493"/>
+            <w:tcW w:type="dxa" w:w="2160"/>
           </w:tcPr>
           <w:p>
             <w:r>
@@ -1889,17 +2211,17 @@
         </w:tc>
         <w:tc>
           <w:tcPr>
-            <w:tcW w:type="dxa" w:w="2493"/>
+            <w:tcW w:type="dxa" w:w="2160"/>
           </w:tcPr>
           <w:p>
             <w:r>
-              <w:t>Curmilk, Yaocare Women</w:t>
+              <w:t>Curmilk</w:t>
             </w:r>
           </w:p>
         </w:tc>
         <w:tc>
           <w:tcPr>
-            <w:tcW w:type="dxa" w:w="2493"/>
+            <w:tcW w:type="dxa" w:w="2160"/>
           </w:tcPr>
           <w:p>
             <w:r>
@@ -1911,7 +2233,7 @@
       <w:tr>
         <w:tc>
           <w:tcPr>
-            <w:tcW w:type="dxa" w:w="2493"/>
+            <w:tcW w:type="dxa" w:w="2160"/>
           </w:tcPr>
           <w:p>
             <w:r>
@@ -1927,7 +2249,7 @@
         </w:tc>
         <w:tc>
           <w:tcPr>
-            <w:tcW w:type="dxa" w:w="2493"/>
+            <w:tcW w:type="dxa" w:w="2160"/>
           </w:tcPr>
           <w:p>
             <w:r>
@@ -1937,7 +2259,7 @@
         </w:tc>
         <w:tc>
           <w:tcPr>
-            <w:tcW w:type="dxa" w:w="2493"/>
+            <w:tcW w:type="dxa" w:w="2160"/>
           </w:tcPr>
           <w:p>
             <w:r>
@@ -1947,7 +2269,7 @@
         </w:tc>
         <w:tc>
           <w:tcPr>
-            <w:tcW w:type="dxa" w:w="2493"/>
+            <w:tcW w:type="dxa" w:w="2160"/>
           </w:tcPr>
           <w:p>
             <w:r>
@@ -1959,7 +2281,52 @@
       <w:tr>
         <w:tc>
           <w:tcPr>
-            <w:tcW w:type="dxa" w:w="2493"/>
+            <w:tcW w:type="dxa" w:w="2160"/>
+          </w:tcPr>
+          <w:p>
+            <w:r>
+              <w:rPr>
+                <w:b/>
+              </w:rPr>
+              <w:t>Acemannan</w:t>
+            </w:r>
+          </w:p>
+        </w:tc>
+        <w:tc>
+          <w:tcPr>
+            <w:tcW w:type="dxa" w:w="2160"/>
+          </w:tcPr>
+          <w:p>
+            <w:r>
+              <w:t>Lô hội</w:t>
+            </w:r>
+          </w:p>
+        </w:tc>
+        <w:tc>
+          <w:tcPr>
+            <w:tcW w:type="dxa" w:w="2160"/>
+          </w:tcPr>
+          <w:p>
+            <w:r>
+              <w:t>Bọt rửa tay, Yaocare Women</w:t>
+            </w:r>
+          </w:p>
+        </w:tc>
+        <w:tc>
+          <w:tcPr>
+            <w:tcW w:type="dxa" w:w="2160"/>
+          </w:tcPr>
+          <w:p>
+            <w:r>
+              <w:t>Giữ nước, làm dịu</w:t>
+            </w:r>
+          </w:p>
+        </w:tc>
+      </w:tr>
+      <w:tr>
+        <w:tc>
+          <w:tcPr>
+            <w:tcW w:type="dxa" w:w="2160"/>
           </w:tcPr>
           <w:p>
             <w:r>
@@ -1972,7 +2339,7 @@
         </w:tc>
         <w:tc>
           <w:tcPr>
-            <w:tcW w:type="dxa" w:w="2493"/>
+            <w:tcW w:type="dxa" w:w="2160"/>
           </w:tcPr>
           <w:p>
             <w:r>
@@ -1982,7 +2349,7 @@
         </w:tc>
         <w:tc>
           <w:tcPr>
-            <w:tcW w:type="dxa" w:w="2493"/>
+            <w:tcW w:type="dxa" w:w="2160"/>
           </w:tcPr>
           <w:p>
             <w:r>
@@ -1992,7 +2359,7 @@
         </w:tc>
         <w:tc>
           <w:tcPr>
-            <w:tcW w:type="dxa" w:w="2493"/>
+            <w:tcW w:type="dxa" w:w="2160"/>
           </w:tcPr>
           <w:p>
             <w:r>
@@ -2004,7 +2371,7 @@
       <w:tr>
         <w:tc>
           <w:tcPr>
-            <w:tcW w:type="dxa" w:w="2493"/>
+            <w:tcW w:type="dxa" w:w="2160"/>
           </w:tcPr>
           <w:p>
             <w:r>
@@ -2017,7 +2384,7 @@
         </w:tc>
         <w:tc>
           <w:tcPr>
-            <w:tcW w:type="dxa" w:w="2493"/>
+            <w:tcW w:type="dxa" w:w="2160"/>
           </w:tcPr>
           <w:p>
             <w:r>
@@ -2027,7 +2394,7 @@
         </w:tc>
         <w:tc>
           <w:tcPr>
-            <w:tcW w:type="dxa" w:w="2493"/>
+            <w:tcW w:type="dxa" w:w="2160"/>
           </w:tcPr>
           <w:p>
             <w:r>
@@ -2037,7 +2404,7 @@
         </w:tc>
         <w:tc>
           <w:tcPr>
-            <w:tcW w:type="dxa" w:w="2493"/>
+            <w:tcW w:type="dxa" w:w="2160"/>
           </w:tcPr>
           <w:p>
             <w:r>
@@ -2046,56 +2413,10 @@
           </w:p>
         </w:tc>
       </w:tr>
-      <w:tr>
-        <w:tc>
-          <w:tcPr>
-            <w:tcW w:type="dxa" w:w="2493"/>
-          </w:tcPr>
-          <w:p>
-            <w:r>
-              <w:rPr>
-                <w:b/>
-              </w:rPr>
-              <w:t>Eugenol</w:t>
-            </w:r>
-          </w:p>
-        </w:tc>
-        <w:tc>
-          <w:tcPr>
-            <w:tcW w:type="dxa" w:w="2493"/>
-          </w:tcPr>
-          <w:p>
-            <w:r>
-              <w:t>Hương nhu, trầu không</w:t>
-            </w:r>
-          </w:p>
-        </w:tc>
-        <w:tc>
-          <w:tcPr>
-            <w:tcW w:type="dxa" w:w="2493"/>
-          </w:tcPr>
-          <w:p>
-            <w:r>
-              <w:t>Gold, Yaocare Women</w:t>
-            </w:r>
-          </w:p>
-        </w:tc>
-        <w:tc>
-          <w:tcPr>
-            <w:tcW w:type="dxa" w:w="2493"/>
-          </w:tcPr>
-          <w:p>
-            <w:r>
-              <w:t>Kháng khuẩn, kháng nấm</w:t>
-            </w:r>
-          </w:p>
-        </w:tc>
-      </w:tr>
     </w:tbl>
-    <w:p/>
     <w:sectPr>
       <w:pgSz w:w="12240" w:h="15840"/>
-      <w:pgMar w:top="1134" w:right="1134" w:bottom="1134" w:left="1134" w:header="720" w:footer="720" w:gutter="0"/>
+      <w:pgMar w:top="1440" w:right="1800" w:bottom="1440" w:left="1800" w:header="720" w:footer="720" w:gutter="0"/>
       <w:cols w:space="720"/>
       <w:docGrid w:linePitch="360"/>
     </w:sectPr>
@@ -2467,8 +2788,8 @@
     <w:qFormat/>
     <w:rsid w:val="00FC693F"/>
     <w:rPr>
-      <w:rFonts w:ascii="Times New Roman" w:hAnsi="Times New Roman" w:eastAsia="Times New Roman"/>
-      <w:sz w:val="24"/>
+      <w:rFonts w:ascii="Calibri" w:hAnsi="Calibri"/>
+      <w:sz w:val="22"/>
     </w:rPr>
   </w:style>
   <w:style w:type="paragraph" w:styleId="Header">
@@ -2530,11 +2851,11 @@
       <w:outlineLvl w:val="0"/>
     </w:pPr>
     <w:rPr>
-      <w:rFonts w:asciiTheme="majorHAnsi" w:eastAsiaTheme="majorEastAsia" w:hAnsiTheme="majorHAnsi" w:cstheme="majorBidi" w:ascii="Times New Roman" w:hAnsi="Times New Roman" w:eastAsia="Times New Roman"/>
+      <w:rFonts w:asciiTheme="majorHAnsi" w:eastAsiaTheme="majorEastAsia" w:hAnsiTheme="majorHAnsi" w:cstheme="majorBidi"/>
       <w:b/>
       <w:bCs/>
       <w:color w:val="365F91" w:themeColor="accent1" w:themeShade="BF"/>
-      <w:sz w:val="32"/>
+      <w:sz w:val="28"/>
       <w:szCs w:val="28"/>
     </w:rPr>
   </w:style>
@@ -2554,11 +2875,11 @@
       <w:outlineLvl w:val="1"/>
     </w:pPr>
     <w:rPr>
-      <w:rFonts w:asciiTheme="majorHAnsi" w:eastAsiaTheme="majorEastAsia" w:hAnsiTheme="majorHAnsi" w:cstheme="majorBidi" w:ascii="Times New Roman" w:hAnsi="Times New Roman" w:eastAsia="Times New Roman"/>
+      <w:rFonts w:asciiTheme="majorHAnsi" w:eastAsiaTheme="majorEastAsia" w:hAnsiTheme="majorHAnsi" w:cstheme="majorBidi"/>
       <w:b/>
       <w:bCs/>
       <w:color w:val="4F81BD" w:themeColor="accent1"/>
-      <w:sz w:val="28"/>
+      <w:sz w:val="26"/>
       <w:szCs w:val="26"/>
     </w:rPr>
   </w:style>
@@ -2819,12 +3140,11 @@
       <w:contextualSpacing/>
     </w:pPr>
     <w:rPr>
-      <w:rFonts w:asciiTheme="majorHAnsi" w:eastAsiaTheme="majorEastAsia" w:hAnsiTheme="majorHAnsi" w:cstheme="majorBidi" w:ascii="Times New Roman" w:hAnsi="Times New Roman" w:eastAsia="Times New Roman"/>
-      <w:b/>
+      <w:rFonts w:asciiTheme="majorHAnsi" w:eastAsiaTheme="majorEastAsia" w:hAnsiTheme="majorHAnsi" w:cstheme="majorBidi"/>
       <w:color w:val="17365D" w:themeColor="text2" w:themeShade="BF"/>
       <w:spacing w:val="5"/>
       <w:kern w:val="28"/>
-      <w:sz w:val="36"/>
+      <w:sz w:val="52"/>
       <w:szCs w:val="52"/>
     </w:rPr>
   </w:style>
